--- a/gooxml/arc.docx
+++ b/gooxml/arc.docx
@@ -10,8 +10,6 @@
       <w:r>
         <w:rPr>
           <w:rFonts w:ascii="仿宋" w:hAnsi="仿宋" w:eastAsia="仿宋"/>
-          <w:b/>
-          <w:bCs/>
         </w:rPr>
         <w:t>学徒业务档案</w:t>
       </w:r>
@@ -32,10 +30,11 @@
       <w:tblGrid/>
       <w:tr>
         <w:trPr>
-          <w:trHeight w:val="820" w:hRule="exact"/>
+          <w:trHeight w:val="576" w:hRule="exact"/>
         </w:trPr>
         <w:tc>
           <w:tcPr>
+            <w:tcW w:w="1300" w:type="pct"/>
             <w:gridSpan w:val="3"/>
             <w:vAlign w:val="center"/>
           </w:tcPr>
@@ -48,10 +47,1581 @@
                 <w:rFonts w:ascii="仿宋" w:hAnsi="仿宋" w:eastAsia="仿宋"/>
                 <w:b/>
                 <w:bCs/>
-                <w:sz w:val="36"/>
-                <w:szCs w:val="36"/>
+                <w:sz w:val="24"/>
+                <w:szCs w:val="24"/>
               </w:rPr>
               <w:t>姓名</w:t>
+            </w:r>
+          </w:p>
+        </w:tc>
+        <w:tc>
+          <w:tcPr>
+            <w:tcW w:w="2700" w:type="pct"/>
+            <w:gridSpan w:val="4"/>
+            <w:vAlign w:val="center"/>
+          </w:tcPr>
+          <w:p>
+            <w:pPr>
+              <w:jc w:val="center"/>
+            </w:pPr>
+            <w:r>
+              <w:rPr>
+                <w:rFonts w:ascii="仿宋" w:hAnsi="仿宋" w:eastAsia="仿宋"/>
+                <w:sz w:val="24"/>
+                <w:szCs w:val="24"/>
+              </w:rPr>
+              <w:t>张三</w:t>
+            </w:r>
+          </w:p>
+        </w:tc>
+        <w:tc>
+          <w:tcPr>
+            <w:tcW w:w="1000" w:type="pct"/>
+            <w:gridSpan w:val="2"/>
+            <w:vMerge w:val="restart"/>
+            <w:vAlign w:val="center"/>
+          </w:tcPr>
+          <w:p>
+            <w:pPr>
+              <w:jc w:val="center"/>
+            </w:pPr>
+            <w:r>
+              <w:drawing>
+                <wp:inline xmlns="http://schemas.openxmlformats.org/drawingml/2006/wordprocessingDrawing" xmlns:a="http://schemas.openxmlformats.org/drawingml/2006/main" xmlns:pic="http://schemas.openxmlformats.org/drawingml/2006/picture" xmlns:r="http://schemas.openxmlformats.org/officeDocument/2006/relationships" xmlns:w="http://schemas.openxmlformats.org/wordprocessingml/2006/main" xmlns:wp="http://schemas.openxmlformats.org/drawingml/2006/wordprocessingDrawing" xmlns:xml="http://www.w3.org/XML/1998/namespace" distT="0" distB="0" distL="0" distR="0">
+                  <wp:extent cx="508000" cy="508000"/>
+                  <wp:docPr id="449512514" name=""/>
+                  <wp:cNvGraphicFramePr/>
+                  <a:graphic>
+                    <a:graphicData uri="http://schemas.openxmlformats.org/drawingml/2006/picture">
+                      <pic:pic xmlns="http://schemas.openxmlformats.org/drawingml/2006/picture" xmlns:pic="http://schemas.openxmlformats.org/drawingml/2006/picture" xmlns:xml="http://www.w3.org/XML/1998/namespace">
+                        <pic:nvPicPr>
+                          <pic:cNvPr id="449512514" name=""/>
+                          <pic:cNvPicPr/>
+                        </pic:nvPicPr>
+                        <pic:blipFill>
+                          <a:blip r:embed="rId4"/>
+                          <a:stretch>
+                            <a:fillRect/>
+                          </a:stretch>
+                        </pic:blipFill>
+                        <pic:spPr>
+                          <a:xfrm>
+                            <a:off x="0" y="0"/>
+                            <a:ext cx="40" cy="40"/>
+                          </a:xfrm>
+                          <a:prstGeom prst="rect"/>
+                        </pic:spPr>
+                      </pic:pic>
+                    </a:graphicData>
+                  </a:graphic>
+                </wp:inline>
+              </w:drawing>
+            </w:r>
+          </w:p>
+        </w:tc>
+      </w:tr>
+      <w:tr>
+        <w:trPr>
+          <w:trHeight w:val="576" w:hRule="exact"/>
+        </w:trPr>
+        <w:tc>
+          <w:tcPr>
+            <w:gridSpan w:val="3"/>
+            <w:vAlign w:val="center"/>
+          </w:tcPr>
+          <w:p>
+            <w:pPr>
+              <w:jc w:val="center"/>
+            </w:pPr>
+            <w:r>
+              <w:rPr>
+                <w:rFonts w:ascii="仿宋" w:hAnsi="仿宋" w:eastAsia="仿宋"/>
+                <w:b/>
+                <w:bCs/>
+                <w:sz w:val="24"/>
+                <w:szCs w:val="24"/>
+              </w:rPr>
+              <w:t>班级</w:t>
+            </w:r>
+          </w:p>
+        </w:tc>
+        <w:tc>
+          <w:tcPr>
+            <w:gridSpan w:val="4"/>
+            <w:vAlign w:val="center"/>
+          </w:tcPr>
+          <w:p>
+            <w:pPr>
+              <w:jc w:val="center"/>
+            </w:pPr>
+            <w:r>
+              <w:rPr>
+                <w:rFonts w:ascii="仿宋" w:hAnsi="仿宋" w:eastAsia="仿宋"/>
+                <w:sz w:val="24"/>
+                <w:szCs w:val="24"/>
+              </w:rPr>
+              <w:t>33班</w:t>
+            </w:r>
+          </w:p>
+        </w:tc>
+        <w:tc>
+          <w:tcPr>
+            <w:gridSpan w:val="2"/>
+            <w:vMerge w:val="continue"/>
+            <w:vAlign w:val="center"/>
+          </w:tcPr>
+          <w:p/>
+        </w:tc>
+      </w:tr>
+      <w:tr>
+        <w:trPr>
+          <w:trHeight w:val="576" w:hRule="exact"/>
+        </w:trPr>
+        <w:tc>
+          <w:tcPr>
+            <w:gridSpan w:val="3"/>
+            <w:vAlign w:val="center"/>
+          </w:tcPr>
+          <w:p>
+            <w:pPr>
+              <w:jc w:val="center"/>
+            </w:pPr>
+            <w:r>
+              <w:rPr>
+                <w:rFonts w:ascii="仿宋" w:hAnsi="仿宋" w:eastAsia="仿宋"/>
+                <w:b/>
+                <w:bCs/>
+                <w:sz w:val="24"/>
+                <w:szCs w:val="24"/>
+              </w:rPr>
+              <w:t>身份证</w:t>
+            </w:r>
+          </w:p>
+        </w:tc>
+        <w:tc>
+          <w:tcPr>
+            <w:gridSpan w:val="4"/>
+            <w:vAlign w:val="center"/>
+          </w:tcPr>
+          <w:p>
+            <w:pPr>
+              <w:jc w:val="center"/>
+            </w:pPr>
+            <w:r>
+              <w:rPr>
+                <w:rFonts w:ascii="仿宋" w:hAnsi="仿宋" w:eastAsia="仿宋"/>
+                <w:sz w:val="24"/>
+                <w:szCs w:val="24"/>
+              </w:rPr>
+              <w:t>421127</w:t>
+            </w:r>
+          </w:p>
+        </w:tc>
+        <w:tc>
+          <w:tcPr>
+            <w:gridSpan w:val="2"/>
+            <w:vMerge w:val="continue"/>
+            <w:vAlign w:val="center"/>
+          </w:tcPr>
+          <w:p/>
+        </w:tc>
+      </w:tr>
+      <w:tr>
+        <w:trPr>
+          <w:trHeight w:val="576" w:hRule="exact"/>
+        </w:trPr>
+        <w:tc>
+          <w:tcPr>
+            <w:gridSpan w:val="3"/>
+            <w:vAlign w:val="center"/>
+          </w:tcPr>
+          <w:p>
+            <w:pPr>
+              <w:jc w:val="center"/>
+            </w:pPr>
+            <w:r>
+              <w:rPr>
+                <w:rFonts w:ascii="仿宋" w:hAnsi="仿宋" w:eastAsia="仿宋"/>
+                <w:b/>
+                <w:bCs/>
+                <w:sz w:val="24"/>
+                <w:szCs w:val="24"/>
+              </w:rPr>
+              <w:t>手机号</w:t>
+            </w:r>
+          </w:p>
+        </w:tc>
+        <w:tc>
+          <w:tcPr>
+            <w:gridSpan w:val="4"/>
+            <w:vAlign w:val="center"/>
+          </w:tcPr>
+          <w:p>
+            <w:pPr>
+              <w:jc w:val="center"/>
+            </w:pPr>
+            <w:r>
+              <w:rPr>
+                <w:rFonts w:ascii="仿宋" w:hAnsi="仿宋" w:eastAsia="仿宋"/>
+                <w:sz w:val="24"/>
+                <w:szCs w:val="24"/>
+              </w:rPr>
+              <w:t>138</w:t>
+            </w:r>
+          </w:p>
+        </w:tc>
+        <w:tc>
+          <w:tcPr>
+            <w:gridSpan w:val="2"/>
+            <w:vMerge w:val="continue"/>
+            <w:vAlign w:val="center"/>
+          </w:tcPr>
+          <w:p/>
+        </w:tc>
+      </w:tr>
+      <w:tr>
+        <w:tc>
+          <w:tcPr>
+            <w:tcW w:type="auto"/>
+            <w:vMerge w:val="restart"/>
+            <w:vAlign w:val="center"/>
+          </w:tcPr>
+          <w:p>
+            <w:pPr>
+              <w:jc w:val="center"/>
+            </w:pPr>
+            <w:r>
+              <w:rPr>
+                <w:rFonts w:ascii="仿宋" w:hAnsi="仿宋" w:eastAsia="仿宋"/>
+                <w:b/>
+                <w:bCs/>
+                <w:sz w:val="24"/>
+                <w:szCs w:val="24"/>
+              </w:rPr>
+              <w:t>学业课程</w:t>
+            </w:r>
+          </w:p>
+        </w:tc>
+        <w:tc>
+          <w:tcPr>
+            <w:tcW w:type="auto"/>
+            <w:gridSpan w:val="2"/>
+            <w:vAlign w:val="center"/>
+          </w:tcPr>
+          <w:p>
+            <w:pPr>
+              <w:jc w:val="center"/>
+            </w:pPr>
+            <w:r>
+              <w:rPr>
+                <w:rFonts w:ascii="仿宋" w:hAnsi="仿宋" w:eastAsia="仿宋"/>
+                <w:b/>
+                <w:bCs/>
+                <w:sz w:val="24"/>
+                <w:szCs w:val="24"/>
+              </w:rPr>
+              <w:t>优秀课程</w:t>
+            </w:r>
+          </w:p>
+        </w:tc>
+        <w:tc>
+          <w:tcPr>
+            <w:tcW w:type="auto"/>
+            <w:gridSpan w:val="6"/>
+            <w:vAlign w:val="center"/>
+          </w:tcPr>
+          <w:p>
+            <w:pPr>
+              <w:jc w:val="center"/>
+            </w:pPr>
+            <w:r>
+              <w:rPr>
+                <w:rFonts w:ascii="仿宋" w:hAnsi="仿宋" w:eastAsia="仿宋"/>
+                <w:sz w:val="24"/>
+                <w:szCs w:val="24"/>
+              </w:rPr>
+              <w:t>优秀课程1，优秀课程2</w:t>
+            </w:r>
+          </w:p>
+        </w:tc>
+      </w:tr>
+      <w:tr>
+        <w:tc>
+          <w:tcPr>
+            <w:vMerge w:val="continue"/>
+            <w:vAlign w:val="center"/>
+          </w:tcPr>
+          <w:p/>
+        </w:tc>
+        <w:tc>
+          <w:tcPr>
+            <w:gridSpan w:val="2"/>
+            <w:vAlign w:val="center"/>
+          </w:tcPr>
+          <w:p>
+            <w:pPr>
+              <w:jc w:val="center"/>
+            </w:pPr>
+            <w:r>
+              <w:rPr>
+                <w:rFonts w:ascii="仿宋" w:hAnsi="仿宋" w:eastAsia="仿宋"/>
+                <w:b/>
+                <w:bCs/>
+                <w:sz w:val="24"/>
+                <w:szCs w:val="24"/>
+              </w:rPr>
+              <w:t>不及格课程</w:t>
+            </w:r>
+          </w:p>
+        </w:tc>
+        <w:tc>
+          <w:tcPr>
+            <w:gridSpan w:val="6"/>
+            <w:vAlign w:val="center"/>
+          </w:tcPr>
+          <w:p>
+            <w:pPr>
+              <w:jc w:val="center"/>
+            </w:pPr>
+            <w:r>
+              <w:rPr>
+                <w:rFonts w:ascii="仿宋" w:hAnsi="仿宋" w:eastAsia="仿宋"/>
+                <w:sz w:val="24"/>
+                <w:szCs w:val="24"/>
+              </w:rPr>
+              <w:t>不及格课程1，不及格课程2</w:t>
+            </w:r>
+          </w:p>
+        </w:tc>
+      </w:tr>
+      <w:tr>
+        <w:tc>
+          <w:tcPr>
+            <w:tcW w:type="auto"/>
+            <w:vMerge w:val="restart"/>
+            <w:vAlign w:val="center"/>
+          </w:tcPr>
+          <w:p>
+            <w:pPr>
+              <w:jc w:val="center"/>
+            </w:pPr>
+            <w:r>
+              <w:rPr>
+                <w:rFonts w:ascii="仿宋" w:hAnsi="仿宋" w:eastAsia="仿宋"/>
+                <w:b/>
+                <w:bCs/>
+                <w:sz w:val="24"/>
+                <w:szCs w:val="24"/>
+              </w:rPr>
+              <w:t>德育学分</w:t>
+            </w:r>
+          </w:p>
+        </w:tc>
+        <w:tc>
+          <w:tcPr>
+            <w:vAlign w:val="center"/>
+          </w:tcPr>
+          <w:p>
+            <w:pPr>
+              <w:jc w:val="center"/>
+            </w:pPr>
+            <w:r>
+              <w:rPr>
+                <w:rFonts w:ascii="仿宋" w:hAnsi="仿宋" w:eastAsia="仿宋"/>
+                <w:sz w:val="24"/>
+                <w:szCs w:val="24"/>
+              </w:rPr>
+              <w:t>第一学期</w:t>
+            </w:r>
+          </w:p>
+        </w:tc>
+        <w:tc>
+          <w:tcPr>
+            <w:vAlign w:val="center"/>
+          </w:tcPr>
+          <w:p>
+            <w:pPr>
+              <w:jc w:val="center"/>
+            </w:pPr>
+            <w:r>
+              <w:rPr>
+                <w:rFonts w:ascii="仿宋" w:hAnsi="仿宋" w:eastAsia="仿宋"/>
+                <w:sz w:val="24"/>
+                <w:szCs w:val="24"/>
+              </w:rPr>
+              <w:t>得分</w:t>
+            </w:r>
+          </w:p>
+        </w:tc>
+        <w:tc>
+          <w:tcPr>
+            <w:tcW w:type="auto"/>
+            <w:vAlign w:val="center"/>
+          </w:tcPr>
+          <w:p>
+            <w:pPr>
+              <w:jc w:val="center"/>
+            </w:pPr>
+            <w:r>
+              <w:rPr>
+                <w:rFonts w:ascii="仿宋" w:hAnsi="仿宋" w:eastAsia="仿宋"/>
+                <w:sz w:val="24"/>
+                <w:szCs w:val="24"/>
+              </w:rPr>
+              <w:t>第二学期</w:t>
+            </w:r>
+          </w:p>
+        </w:tc>
+        <w:tc>
+          <w:tcPr>
+            <w:tcW w:type="auto"/>
+            <w:vAlign w:val="center"/>
+          </w:tcPr>
+          <w:p>
+            <w:pPr>
+              <w:jc w:val="center"/>
+            </w:pPr>
+            <w:r>
+              <w:rPr>
+                <w:rFonts w:ascii="仿宋" w:hAnsi="仿宋" w:eastAsia="仿宋"/>
+                <w:sz w:val="24"/>
+                <w:szCs w:val="24"/>
+              </w:rPr>
+              <w:t>得分</w:t>
+            </w:r>
+          </w:p>
+        </w:tc>
+        <w:tc>
+          <w:tcPr>
+            <w:tcW w:type="auto"/>
+            <w:vAlign w:val="center"/>
+          </w:tcPr>
+          <w:p>
+            <w:pPr>
+              <w:jc w:val="center"/>
+            </w:pPr>
+            <w:r>
+              <w:rPr>
+                <w:rFonts w:ascii="仿宋" w:hAnsi="仿宋" w:eastAsia="仿宋"/>
+                <w:sz w:val="24"/>
+                <w:szCs w:val="24"/>
+              </w:rPr>
+              <w:t>第三学期</w:t>
+            </w:r>
+          </w:p>
+        </w:tc>
+        <w:tc>
+          <w:tcPr>
+            <w:tcW w:type="auto"/>
+            <w:vAlign w:val="center"/>
+          </w:tcPr>
+          <w:p>
+            <w:pPr>
+              <w:jc w:val="center"/>
+            </w:pPr>
+            <w:r>
+              <w:rPr>
+                <w:rFonts w:ascii="仿宋" w:hAnsi="仿宋" w:eastAsia="仿宋"/>
+                <w:sz w:val="24"/>
+                <w:szCs w:val="24"/>
+              </w:rPr>
+              <w:t>得分</w:t>
+            </w:r>
+          </w:p>
+        </w:tc>
+        <w:tc>
+          <w:tcPr>
+            <w:tcW w:type="auto"/>
+            <w:vAlign w:val="center"/>
+          </w:tcPr>
+          <w:p>
+            <w:pPr>
+              <w:jc w:val="center"/>
+            </w:pPr>
+            <w:r>
+              <w:rPr>
+                <w:rFonts w:ascii="仿宋" w:hAnsi="仿宋" w:eastAsia="仿宋"/>
+                <w:sz w:val="24"/>
+                <w:szCs w:val="24"/>
+              </w:rPr>
+              <w:t>第四学期</w:t>
+            </w:r>
+          </w:p>
+        </w:tc>
+        <w:tc>
+          <w:tcPr>
+            <w:tcW w:type="auto"/>
+            <w:vAlign w:val="center"/>
+          </w:tcPr>
+          <w:p>
+            <w:pPr>
+              <w:jc w:val="center"/>
+            </w:pPr>
+            <w:r>
+              <w:rPr>
+                <w:rFonts w:ascii="仿宋" w:hAnsi="仿宋" w:eastAsia="仿宋"/>
+                <w:sz w:val="24"/>
+                <w:szCs w:val="24"/>
+              </w:rPr>
+              <w:t>得分</w:t>
+            </w:r>
+          </w:p>
+        </w:tc>
+      </w:tr>
+      <w:tr>
+        <w:tc>
+          <w:tcPr>
+            <w:vMerge w:val="continue"/>
+            <w:vAlign w:val="center"/>
+          </w:tcPr>
+          <w:p/>
+        </w:tc>
+        <w:tc>
+          <w:tcPr>
+            <w:vAlign w:val="center"/>
+          </w:tcPr>
+          <w:p>
+            <w:pPr>
+              <w:jc w:val="center"/>
+            </w:pPr>
+            <w:r>
+              <w:rPr>
+                <w:rFonts w:ascii="仿宋" w:hAnsi="仿宋" w:eastAsia="仿宋"/>
+                <w:sz w:val="24"/>
+                <w:szCs w:val="24"/>
+              </w:rPr>
+              <w:t>第五学期</w:t>
+            </w:r>
+          </w:p>
+        </w:tc>
+        <w:tc>
+          <w:tcPr>
+            <w:vAlign w:val="center"/>
+          </w:tcPr>
+          <w:p>
+            <w:pPr>
+              <w:jc w:val="center"/>
+            </w:pPr>
+            <w:r>
+              <w:rPr>
+                <w:rFonts w:ascii="仿宋" w:hAnsi="仿宋" w:eastAsia="仿宋"/>
+                <w:sz w:val="24"/>
+                <w:szCs w:val="24"/>
+              </w:rPr>
+              <w:t>得分</w:t>
+            </w:r>
+          </w:p>
+        </w:tc>
+        <w:tc>
+          <w:tcPr>
+            <w:vAlign w:val="center"/>
+          </w:tcPr>
+          <w:p>
+            <w:pPr>
+              <w:jc w:val="center"/>
+            </w:pPr>
+            <w:r>
+              <w:rPr>
+                <w:rFonts w:ascii="仿宋" w:hAnsi="仿宋" w:eastAsia="仿宋"/>
+                <w:sz w:val="24"/>
+                <w:szCs w:val="24"/>
+              </w:rPr>
+              <w:t>第六学期</w:t>
+            </w:r>
+          </w:p>
+        </w:tc>
+        <w:tc>
+          <w:tcPr>
+            <w:vAlign w:val="center"/>
+          </w:tcPr>
+          <w:p>
+            <w:pPr>
+              <w:jc w:val="center"/>
+            </w:pPr>
+            <w:r>
+              <w:rPr>
+                <w:rFonts w:ascii="仿宋" w:hAnsi="仿宋" w:eastAsia="仿宋"/>
+                <w:sz w:val="24"/>
+                <w:szCs w:val="24"/>
+              </w:rPr>
+              <w:t>得分</w:t>
+            </w:r>
+          </w:p>
+        </w:tc>
+        <w:tc>
+          <w:tcPr>
+            <w:vAlign w:val="center"/>
+          </w:tcPr>
+          <w:p>
+            <w:pPr>
+              <w:jc w:val="center"/>
+            </w:pPr>
+            <w:r>
+              <w:rPr>
+                <w:rFonts w:ascii="仿宋" w:hAnsi="仿宋" w:eastAsia="仿宋"/>
+                <w:sz w:val="24"/>
+                <w:szCs w:val="24"/>
+              </w:rPr>
+              <w:t>第七学期</w:t>
+            </w:r>
+          </w:p>
+        </w:tc>
+        <w:tc>
+          <w:tcPr>
+            <w:vAlign w:val="center"/>
+          </w:tcPr>
+          <w:p>
+            <w:pPr>
+              <w:jc w:val="center"/>
+            </w:pPr>
+            <w:r>
+              <w:rPr>
+                <w:rFonts w:ascii="仿宋" w:hAnsi="仿宋" w:eastAsia="仿宋"/>
+                <w:sz w:val="24"/>
+                <w:szCs w:val="24"/>
+              </w:rPr>
+              <w:t>得分</w:t>
+            </w:r>
+          </w:p>
+        </w:tc>
+        <w:tc>
+          <w:tcPr>
+            <w:vAlign w:val="center"/>
+          </w:tcPr>
+          <w:p>
+            <w:pPr>
+              <w:jc w:val="center"/>
+            </w:pPr>
+            <w:r>
+              <w:rPr>
+                <w:rFonts w:ascii="仿宋" w:hAnsi="仿宋" w:eastAsia="仿宋"/>
+                <w:sz w:val="24"/>
+                <w:szCs w:val="24"/>
+              </w:rPr>
+              <w:t>第八学期</w:t>
+            </w:r>
+          </w:p>
+        </w:tc>
+        <w:tc>
+          <w:tcPr>
+            <w:vAlign w:val="center"/>
+          </w:tcPr>
+          <w:p>
+            <w:pPr>
+              <w:jc w:val="center"/>
+            </w:pPr>
+            <w:r>
+              <w:rPr>
+                <w:rFonts w:ascii="仿宋" w:hAnsi="仿宋" w:eastAsia="仿宋"/>
+                <w:sz w:val="24"/>
+                <w:szCs w:val="24"/>
+              </w:rPr>
+              <w:t>得分</w:t>
+            </w:r>
+          </w:p>
+        </w:tc>
+      </w:tr>
+      <w:tr>
+        <w:tc>
+          <w:tcPr>
+            <w:vMerge w:val="continue"/>
+            <w:vAlign w:val="center"/>
+          </w:tcPr>
+          <w:p/>
+        </w:tc>
+        <w:tc>
+          <w:tcPr>
+            <w:vAlign w:val="center"/>
+          </w:tcPr>
+          <w:p>
+            <w:pPr>
+              <w:jc w:val="center"/>
+            </w:pPr>
+            <w:r>
+              <w:rPr>
+                <w:rFonts w:ascii="仿宋" w:hAnsi="仿宋" w:eastAsia="仿宋"/>
+                <w:sz w:val="24"/>
+                <w:szCs w:val="24"/>
+              </w:rPr>
+              <w:t>第九学期</w:t>
+            </w:r>
+          </w:p>
+        </w:tc>
+        <w:tc>
+          <w:tcPr>
+            <w:vAlign w:val="center"/>
+          </w:tcPr>
+          <w:p>
+            <w:pPr>
+              <w:jc w:val="center"/>
+            </w:pPr>
+            <w:r>
+              <w:rPr>
+                <w:rFonts w:ascii="仿宋" w:hAnsi="仿宋" w:eastAsia="仿宋"/>
+                <w:sz w:val="24"/>
+                <w:szCs w:val="24"/>
+              </w:rPr>
+              <w:t>得分</w:t>
+            </w:r>
+          </w:p>
+        </w:tc>
+        <w:tc>
+          <w:tcPr>
+            <w:vAlign w:val="center"/>
+          </w:tcPr>
+          <w:p>
+            <w:pPr>
+              <w:jc w:val="center"/>
+            </w:pPr>
+            <w:r>
+              <w:rPr>
+                <w:rFonts w:ascii="仿宋" w:hAnsi="仿宋" w:eastAsia="仿宋"/>
+                <w:sz w:val="24"/>
+                <w:szCs w:val="24"/>
+              </w:rPr>
+              <w:t>第十学期</w:t>
+            </w:r>
+          </w:p>
+        </w:tc>
+        <w:tc>
+          <w:tcPr>
+            <w:vAlign w:val="center"/>
+          </w:tcPr>
+          <w:p>
+            <w:pPr>
+              <w:jc w:val="center"/>
+            </w:pPr>
+            <w:r>
+              <w:rPr>
+                <w:rFonts w:ascii="仿宋" w:hAnsi="仿宋" w:eastAsia="仿宋"/>
+                <w:sz w:val="24"/>
+                <w:szCs w:val="24"/>
+              </w:rPr>
+              <w:t>得分</w:t>
+            </w:r>
+          </w:p>
+        </w:tc>
+        <w:tc>
+          <w:tcPr>
+            <w:vAlign w:val="center"/>
+          </w:tcPr>
+          <w:p>
+            <w:pPr>
+              <w:jc w:val="center"/>
+            </w:pPr>
+            <w:r>
+              <w:rPr>
+                <w:rFonts w:ascii="仿宋" w:hAnsi="仿宋" w:eastAsia="仿宋"/>
+                <w:sz w:val="24"/>
+                <w:szCs w:val="24"/>
+              </w:rPr>
+              <w:t>第十一学期</w:t>
+            </w:r>
+          </w:p>
+        </w:tc>
+        <w:tc>
+          <w:tcPr>
+            <w:vAlign w:val="center"/>
+          </w:tcPr>
+          <w:p>
+            <w:pPr>
+              <w:jc w:val="center"/>
+            </w:pPr>
+            <w:r>
+              <w:rPr>
+                <w:rFonts w:ascii="仿宋" w:hAnsi="仿宋" w:eastAsia="仿宋"/>
+                <w:sz w:val="24"/>
+                <w:szCs w:val="24"/>
+              </w:rPr>
+              <w:t>得分</w:t>
+            </w:r>
+          </w:p>
+        </w:tc>
+        <w:tc>
+          <w:tcPr>
+            <w:vAlign w:val="center"/>
+          </w:tcPr>
+          <w:p>
+            <w:pPr>
+              <w:jc w:val="center"/>
+            </w:pPr>
+            <w:r>
+              <w:rPr>
+                <w:rFonts w:ascii="仿宋" w:hAnsi="仿宋" w:eastAsia="仿宋"/>
+                <w:sz w:val="24"/>
+                <w:szCs w:val="24"/>
+              </w:rPr>
+              <w:t>第十二学期</w:t>
+            </w:r>
+          </w:p>
+        </w:tc>
+        <w:tc>
+          <w:tcPr>
+            <w:vAlign w:val="center"/>
+          </w:tcPr>
+          <w:p>
+            <w:pPr>
+              <w:jc w:val="center"/>
+            </w:pPr>
+            <w:r>
+              <w:rPr>
+                <w:rFonts w:ascii="仿宋" w:hAnsi="仿宋" w:eastAsia="仿宋"/>
+                <w:sz w:val="24"/>
+                <w:szCs w:val="24"/>
+              </w:rPr>
+              <w:t>得分</w:t>
+            </w:r>
+          </w:p>
+        </w:tc>
+      </w:tr>
+      <w:tr>
+        <w:tc>
+          <w:tcPr>
+            <w:vMerge w:val="restart"/>
+            <w:vAlign w:val="center"/>
+          </w:tcPr>
+          <w:p>
+            <w:pPr>
+              <w:jc w:val="center"/>
+            </w:pPr>
+            <w:r>
+              <w:rPr>
+                <w:rFonts w:ascii="仿宋" w:hAnsi="仿宋" w:eastAsia="仿宋"/>
+                <w:b/>
+                <w:bCs/>
+                <w:sz w:val="24"/>
+                <w:szCs w:val="24"/>
+              </w:rPr>
+              <w:t>技能证书</w:t>
+            </w:r>
+          </w:p>
+        </w:tc>
+        <w:tc>
+          <w:tcPr>
+            <w:gridSpan w:val="4"/>
+            <w:vAlign w:val="center"/>
+          </w:tcPr>
+          <w:p>
+            <w:pPr>
+              <w:jc w:val="center"/>
+            </w:pPr>
+            <w:r>
+              <w:rPr>
+                <w:rFonts w:ascii="仿宋" w:hAnsi="仿宋" w:eastAsia="仿宋"/>
+                <w:b/>
+                <w:bCs/>
+                <w:sz w:val="24"/>
+                <w:szCs w:val="24"/>
+              </w:rPr>
+              <w:t>证书名称</w:t>
+            </w:r>
+          </w:p>
+        </w:tc>
+        <w:tc>
+          <w:tcPr>
+            <w:gridSpan w:val="4"/>
+            <w:vAlign w:val="center"/>
+          </w:tcPr>
+          <w:p>
+            <w:pPr>
+              <w:jc w:val="center"/>
+            </w:pPr>
+            <w:r>
+              <w:rPr>
+                <w:rFonts w:ascii="仿宋" w:hAnsi="仿宋" w:eastAsia="仿宋"/>
+                <w:b/>
+                <w:bCs/>
+                <w:sz w:val="24"/>
+                <w:szCs w:val="24"/>
+              </w:rPr>
+              <w:t>等级</w:t>
+            </w:r>
+          </w:p>
+        </w:tc>
+      </w:tr>
+      <w:tr>
+        <w:tc>
+          <w:tcPr>
+            <w:vMerge w:val="continue"/>
+            <w:vAlign w:val="center"/>
+          </w:tcPr>
+          <w:p/>
+        </w:tc>
+        <w:tc>
+          <w:tcPr>
+            <w:gridSpan w:val="4"/>
+            <w:vAlign w:val="center"/>
+          </w:tcPr>
+          <w:p>
+            <w:pPr>
+              <w:jc w:val="center"/>
+            </w:pPr>
+            <w:r>
+              <w:rPr>
+                <w:rFonts w:ascii="仿宋" w:hAnsi="仿宋" w:eastAsia="仿宋"/>
+                <w:sz w:val="24"/>
+                <w:szCs w:val="24"/>
+              </w:rPr>
+              <w:t>证书1</w:t>
+            </w:r>
+          </w:p>
+        </w:tc>
+        <w:tc>
+          <w:tcPr>
+            <w:gridSpan w:val="4"/>
+            <w:vAlign w:val="center"/>
+          </w:tcPr>
+          <w:p>
+            <w:pPr>
+              <w:jc w:val="center"/>
+            </w:pPr>
+            <w:r>
+              <w:rPr>
+                <w:rFonts w:ascii="仿宋" w:hAnsi="仿宋" w:eastAsia="仿宋"/>
+                <w:sz w:val="24"/>
+                <w:szCs w:val="24"/>
+              </w:rPr>
+              <w:t>等级A</w:t>
+            </w:r>
+          </w:p>
+        </w:tc>
+      </w:tr>
+      <w:tr>
+        <w:tc>
+          <w:tcPr>
+            <w:vMerge w:val="restart"/>
+            <w:vAlign w:val="center"/>
+          </w:tcPr>
+          <w:p>
+            <w:pPr>
+              <w:jc w:val="center"/>
+            </w:pPr>
+            <w:r>
+              <w:rPr>
+                <w:rFonts w:ascii="仿宋" w:hAnsi="仿宋" w:eastAsia="仿宋"/>
+                <w:b/>
+                <w:bCs/>
+                <w:sz w:val="24"/>
+                <w:szCs w:val="24"/>
+              </w:rPr>
+              <w:t>奖励记录</w:t>
+            </w:r>
+          </w:p>
+        </w:tc>
+        <w:tc>
+          <w:tcPr>
+            <w:gridSpan w:val="4"/>
+            <w:vAlign w:val="center"/>
+          </w:tcPr>
+          <w:p>
+            <w:pPr>
+              <w:jc w:val="center"/>
+            </w:pPr>
+            <w:r>
+              <w:rPr>
+                <w:rFonts w:ascii="仿宋" w:hAnsi="仿宋" w:eastAsia="仿宋"/>
+                <w:b/>
+                <w:bCs/>
+                <w:sz w:val="24"/>
+                <w:szCs w:val="24"/>
+              </w:rPr>
+              <w:t>奖励项目</w:t>
+            </w:r>
+          </w:p>
+        </w:tc>
+        <w:tc>
+          <w:tcPr>
+            <w:gridSpan w:val="4"/>
+            <w:vAlign w:val="center"/>
+          </w:tcPr>
+          <w:p>
+            <w:pPr>
+              <w:jc w:val="center"/>
+            </w:pPr>
+            <w:r>
+              <w:rPr>
+                <w:rFonts w:ascii="仿宋" w:hAnsi="仿宋" w:eastAsia="仿宋"/>
+                <w:b/>
+                <w:bCs/>
+                <w:sz w:val="24"/>
+                <w:szCs w:val="24"/>
+              </w:rPr>
+              <w:t>等级</w:t>
+            </w:r>
+          </w:p>
+        </w:tc>
+      </w:tr>
+      <w:tr>
+        <w:tc>
+          <w:tcPr>
+            <w:vMerge w:val="continue"/>
+            <w:vAlign w:val="center"/>
+          </w:tcPr>
+          <w:p/>
+        </w:tc>
+        <w:tc>
+          <w:tcPr>
+            <w:gridSpan w:val="4"/>
+            <w:vAlign w:val="center"/>
+          </w:tcPr>
+          <w:p>
+            <w:pPr>
+              <w:jc w:val="center"/>
+            </w:pPr>
+            <w:r>
+              <w:rPr>
+                <w:rFonts w:ascii="仿宋" w:hAnsi="仿宋" w:eastAsia="仿宋"/>
+                <w:sz w:val="24"/>
+                <w:szCs w:val="24"/>
+              </w:rPr>
+              <w:t>奖励1</w:t>
+            </w:r>
+          </w:p>
+        </w:tc>
+        <w:tc>
+          <w:tcPr>
+            <w:gridSpan w:val="4"/>
+            <w:vAlign w:val="center"/>
+          </w:tcPr>
+          <w:p>
+            <w:pPr>
+              <w:jc w:val="center"/>
+            </w:pPr>
+            <w:r>
+              <w:rPr>
+                <w:rFonts w:ascii="仿宋" w:hAnsi="仿宋" w:eastAsia="仿宋"/>
+                <w:sz w:val="24"/>
+                <w:szCs w:val="24"/>
+              </w:rPr>
+              <w:t>等级A</w:t>
+            </w:r>
+          </w:p>
+        </w:tc>
+      </w:tr>
+      <w:tr>
+        <w:tc>
+          <w:tcPr>
+            <w:vMerge w:val="restart"/>
+            <w:vAlign w:val="center"/>
+          </w:tcPr>
+          <w:p>
+            <w:pPr>
+              <w:jc w:val="center"/>
+            </w:pPr>
+            <w:r>
+              <w:rPr>
+                <w:rFonts w:ascii="仿宋" w:hAnsi="仿宋" w:eastAsia="仿宋"/>
+                <w:b/>
+                <w:bCs/>
+                <w:sz w:val="24"/>
+                <w:szCs w:val="24"/>
+              </w:rPr>
+              <w:t>处罚记录</w:t>
+            </w:r>
+          </w:p>
+        </w:tc>
+        <w:tc>
+          <w:tcPr>
+            <w:gridSpan w:val="4"/>
+            <w:vAlign w:val="center"/>
+          </w:tcPr>
+          <w:p>
+            <w:pPr>
+              <w:jc w:val="center"/>
+            </w:pPr>
+            <w:r>
+              <w:rPr>
+                <w:rFonts w:ascii="仿宋" w:hAnsi="仿宋" w:eastAsia="仿宋"/>
+                <w:b/>
+                <w:bCs/>
+                <w:sz w:val="24"/>
+                <w:szCs w:val="24"/>
+              </w:rPr>
+              <w:t>处罚项目</w:t>
+            </w:r>
+          </w:p>
+        </w:tc>
+        <w:tc>
+          <w:tcPr>
+            <w:gridSpan w:val="4"/>
+            <w:vAlign w:val="center"/>
+          </w:tcPr>
+          <w:p>
+            <w:pPr>
+              <w:jc w:val="center"/>
+            </w:pPr>
+            <w:r>
+              <w:rPr>
+                <w:rFonts w:ascii="仿宋" w:hAnsi="仿宋" w:eastAsia="仿宋"/>
+                <w:b/>
+                <w:bCs/>
+                <w:sz w:val="24"/>
+                <w:szCs w:val="24"/>
+              </w:rPr>
+              <w:t>等级</w:t>
+            </w:r>
+          </w:p>
+        </w:tc>
+      </w:tr>
+      <w:tr>
+        <w:tc>
+          <w:tcPr>
+            <w:vMerge w:val="continue"/>
+            <w:vAlign w:val="center"/>
+          </w:tcPr>
+          <w:p/>
+        </w:tc>
+        <w:tc>
+          <w:tcPr>
+            <w:gridSpan w:val="4"/>
+            <w:vAlign w:val="center"/>
+          </w:tcPr>
+          <w:p>
+            <w:pPr>
+              <w:jc w:val="center"/>
+            </w:pPr>
+            <w:r>
+              <w:rPr>
+                <w:rFonts w:ascii="仿宋" w:hAnsi="仿宋" w:eastAsia="仿宋"/>
+                <w:sz w:val="24"/>
+                <w:szCs w:val="24"/>
+              </w:rPr>
+              <w:t>处罚1</w:t>
+            </w:r>
+          </w:p>
+        </w:tc>
+        <w:tc>
+          <w:tcPr>
+            <w:gridSpan w:val="4"/>
+            <w:vAlign w:val="center"/>
+          </w:tcPr>
+          <w:p>
+            <w:pPr>
+              <w:jc w:val="center"/>
+            </w:pPr>
+            <w:r>
+              <w:rPr>
+                <w:rFonts w:ascii="仿宋" w:hAnsi="仿宋" w:eastAsia="仿宋"/>
+                <w:sz w:val="24"/>
+                <w:szCs w:val="24"/>
+              </w:rPr>
+              <w:t>等级A</w:t>
+            </w:r>
+          </w:p>
+        </w:tc>
+      </w:tr>
+      <w:tr>
+        <w:tc>
+          <w:tcPr>
+            <w:vMerge w:val="restart"/>
+            <w:vAlign w:val="center"/>
+          </w:tcPr>
+          <w:p>
+            <w:pPr>
+              <w:jc w:val="center"/>
+            </w:pPr>
+            <w:r>
+              <w:rPr>
+                <w:rFonts w:ascii="仿宋" w:hAnsi="仿宋" w:eastAsia="仿宋"/>
+                <w:b/>
+                <w:bCs/>
+                <w:sz w:val="24"/>
+                <w:szCs w:val="24"/>
+              </w:rPr>
+              <w:t>实践经历</w:t>
+            </w:r>
+          </w:p>
+        </w:tc>
+        <w:tc>
+          <w:tcPr>
+            <w:vAlign w:val="center"/>
+          </w:tcPr>
+          <w:p>
+            <w:pPr>
+              <w:jc w:val="center"/>
+            </w:pPr>
+            <w:r>
+              <w:rPr>
+                <w:rFonts w:ascii="仿宋" w:hAnsi="仿宋" w:eastAsia="仿宋"/>
+                <w:b/>
+                <w:bCs/>
+                <w:sz w:val="24"/>
+                <w:szCs w:val="24"/>
+              </w:rPr>
+              <w:t>开始日期</w:t>
+            </w:r>
+          </w:p>
+        </w:tc>
+        <w:tc>
+          <w:tcPr>
+            <w:vAlign w:val="center"/>
+          </w:tcPr>
+          <w:p>
+            <w:pPr>
+              <w:jc w:val="center"/>
+            </w:pPr>
+            <w:r>
+              <w:rPr>
+                <w:rFonts w:ascii="仿宋" w:hAnsi="仿宋" w:eastAsia="仿宋"/>
+                <w:b/>
+                <w:bCs/>
+                <w:sz w:val="24"/>
+                <w:szCs w:val="24"/>
+              </w:rPr>
+              <w:t>截至日期</w:t>
+            </w:r>
+          </w:p>
+        </w:tc>
+        <w:tc>
+          <w:tcPr>
+            <w:vAlign w:val="center"/>
+          </w:tcPr>
+          <w:p>
+            <w:pPr>
+              <w:jc w:val="center"/>
+            </w:pPr>
+            <w:r>
+              <w:rPr>
+                <w:rFonts w:ascii="仿宋" w:hAnsi="仿宋" w:eastAsia="仿宋"/>
+                <w:b/>
+                <w:bCs/>
+                <w:sz w:val="24"/>
+                <w:szCs w:val="24"/>
+              </w:rPr>
+              <w:t>等级</w:t>
+            </w:r>
+          </w:p>
+        </w:tc>
+        <w:tc>
+          <w:tcPr>
+            <w:gridSpan w:val="2"/>
+            <w:vAlign w:val="center"/>
+          </w:tcPr>
+          <w:p>
+            <w:pPr>
+              <w:jc w:val="center"/>
+            </w:pPr>
+            <w:r>
+              <w:rPr>
+                <w:rFonts w:ascii="仿宋" w:hAnsi="仿宋" w:eastAsia="仿宋"/>
+                <w:b/>
+                <w:bCs/>
+                <w:sz w:val="24"/>
+                <w:szCs w:val="24"/>
+              </w:rPr>
+              <w:t>岗位</w:t>
+            </w:r>
+          </w:p>
+        </w:tc>
+        <w:tc>
+          <w:tcPr>
+            <w:gridSpan w:val="3"/>
+            <w:vAlign w:val="center"/>
+          </w:tcPr>
+          <w:p>
+            <w:pPr>
+              <w:jc w:val="center"/>
+            </w:pPr>
+            <w:r>
+              <w:rPr>
+                <w:rFonts w:ascii="仿宋" w:hAnsi="仿宋" w:eastAsia="仿宋"/>
+                <w:b/>
+                <w:bCs/>
+                <w:sz w:val="24"/>
+                <w:szCs w:val="24"/>
+              </w:rPr>
+              <w:t>单位</w:t>
+            </w:r>
+          </w:p>
+        </w:tc>
+      </w:tr>
+      <w:tr>
+        <w:tc>
+          <w:tcPr>
+            <w:vMerge w:val="continue"/>
+            <w:vAlign w:val="center"/>
+          </w:tcPr>
+          <w:p/>
+        </w:tc>
+        <w:tc>
+          <w:tcPr>
+            <w:vAlign w:val="center"/>
+          </w:tcPr>
+          <w:p>
+            <w:pPr>
+              <w:jc w:val="center"/>
+            </w:pPr>
+            <w:r>
+              <w:rPr>
+                <w:rFonts w:ascii="仿宋" w:hAnsi="仿宋" w:eastAsia="仿宋"/>
+                <w:sz w:val="24"/>
+                <w:szCs w:val="24"/>
+              </w:rPr>
+              <w:t>2019-10-1</w:t>
+            </w:r>
+          </w:p>
+        </w:tc>
+        <w:tc>
+          <w:tcPr>
+            <w:vAlign w:val="center"/>
+          </w:tcPr>
+          <w:p>
+            <w:pPr>
+              <w:jc w:val="center"/>
+            </w:pPr>
+            <w:r>
+              <w:rPr>
+                <w:rFonts w:ascii="仿宋" w:hAnsi="仿宋" w:eastAsia="仿宋"/>
+                <w:sz w:val="24"/>
+                <w:szCs w:val="24"/>
+              </w:rPr>
+              <w:t>2020-10-1</w:t>
+            </w:r>
+          </w:p>
+        </w:tc>
+        <w:tc>
+          <w:tcPr>
+            <w:vAlign w:val="center"/>
+          </w:tcPr>
+          <w:p>
+            <w:pPr>
+              <w:jc w:val="center"/>
+            </w:pPr>
+            <w:r>
+              <w:rPr>
+                <w:rFonts w:ascii="仿宋" w:hAnsi="仿宋" w:eastAsia="仿宋"/>
+                <w:sz w:val="24"/>
+                <w:szCs w:val="24"/>
+              </w:rPr>
+              <w:t>优秀</w:t>
+            </w:r>
+          </w:p>
+        </w:tc>
+        <w:tc>
+          <w:tcPr>
+            <w:gridSpan w:val="2"/>
+            <w:vAlign w:val="center"/>
+          </w:tcPr>
+          <w:p>
+            <w:pPr>
+              <w:jc w:val="center"/>
+            </w:pPr>
+            <w:r>
+              <w:rPr>
+                <w:rFonts w:ascii="仿宋" w:hAnsi="仿宋" w:eastAsia="仿宋"/>
+                <w:sz w:val="24"/>
+                <w:szCs w:val="24"/>
+              </w:rPr>
+              <w:t>磨具磨料</w:t>
+            </w:r>
+          </w:p>
+        </w:tc>
+        <w:tc>
+          <w:tcPr>
+            <w:gridSpan w:val="3"/>
+            <w:vAlign w:val="center"/>
+          </w:tcPr>
+          <w:p>
+            <w:pPr>
+              <w:jc w:val="center"/>
+            </w:pPr>
+            <w:r>
+              <w:rPr>
+                <w:rFonts w:ascii="仿宋" w:hAnsi="仿宋" w:eastAsia="仿宋"/>
+                <w:sz w:val="24"/>
+                <w:szCs w:val="24"/>
+              </w:rPr>
+              <w:t>铁牛</w:t>
+            </w:r>
+          </w:p>
+        </w:tc>
+      </w:tr>
+      <w:tr>
+        <w:tc>
+          <w:tcPr>
+            <w:vMerge w:val="restart"/>
+            <w:vAlign w:val="center"/>
+          </w:tcPr>
+          <w:p>
+            <w:pPr>
+              <w:jc w:val="center"/>
+            </w:pPr>
+            <w:r>
+              <w:rPr>
+                <w:rFonts w:ascii="仿宋" w:hAnsi="仿宋" w:eastAsia="仿宋"/>
+                <w:b/>
+                <w:bCs/>
+                <w:sz w:val="24"/>
+                <w:szCs w:val="24"/>
+              </w:rPr>
+              <w:t>面试经历</w:t>
+            </w:r>
+          </w:p>
+        </w:tc>
+        <w:tc>
+          <w:tcPr>
+            <w:vAlign w:val="center"/>
+          </w:tcPr>
+          <w:p>
+            <w:pPr>
+              <w:jc w:val="center"/>
+            </w:pPr>
+            <w:r>
+              <w:rPr>
+                <w:rFonts w:ascii="仿宋" w:hAnsi="仿宋" w:eastAsia="仿宋"/>
+                <w:b/>
+                <w:bCs/>
+                <w:sz w:val="24"/>
+                <w:szCs w:val="24"/>
+              </w:rPr>
+              <w:t>是否录用</w:t>
+            </w:r>
+          </w:p>
+        </w:tc>
+        <w:tc>
+          <w:tcPr>
+            <w:gridSpan w:val="2"/>
+            <w:vAlign w:val="center"/>
+          </w:tcPr>
+          <w:p>
+            <w:pPr>
+              <w:jc w:val="center"/>
+            </w:pPr>
+            <w:r>
+              <w:rPr>
+                <w:rFonts w:ascii="仿宋" w:hAnsi="仿宋" w:eastAsia="仿宋"/>
+                <w:b/>
+                <w:bCs/>
+                <w:sz w:val="24"/>
+                <w:szCs w:val="24"/>
+              </w:rPr>
+              <w:t>待遇情况</w:t>
+            </w:r>
+          </w:p>
+        </w:tc>
+        <w:tc>
+          <w:tcPr>
+            <w:gridSpan w:val="2"/>
+            <w:vAlign w:val="center"/>
+          </w:tcPr>
+          <w:p>
+            <w:pPr>
+              <w:jc w:val="center"/>
+            </w:pPr>
+            <w:r>
+              <w:rPr>
+                <w:rFonts w:ascii="仿宋" w:hAnsi="仿宋" w:eastAsia="仿宋"/>
+                <w:b/>
+                <w:bCs/>
+                <w:sz w:val="24"/>
+                <w:szCs w:val="24"/>
+              </w:rPr>
+              <w:t>岗位</w:t>
+            </w:r>
+          </w:p>
+        </w:tc>
+        <w:tc>
+          <w:tcPr>
+            <w:gridSpan w:val="3"/>
+            <w:vAlign w:val="center"/>
+          </w:tcPr>
+          <w:p>
+            <w:pPr>
+              <w:jc w:val="center"/>
+            </w:pPr>
+            <w:r>
+              <w:rPr>
+                <w:rFonts w:ascii="仿宋" w:hAnsi="仿宋" w:eastAsia="仿宋"/>
+                <w:b/>
+                <w:bCs/>
+                <w:sz w:val="24"/>
+                <w:szCs w:val="24"/>
+              </w:rPr>
+              <w:t>单位</w:t>
+            </w:r>
+          </w:p>
+        </w:tc>
+      </w:tr>
+      <w:tr>
+        <w:tc>
+          <w:tcPr>
+            <w:vMerge w:val="continue"/>
+            <w:vAlign w:val="center"/>
+          </w:tcPr>
+          <w:p/>
+        </w:tc>
+        <w:tc>
+          <w:tcPr>
+            <w:vAlign w:val="center"/>
+          </w:tcPr>
+          <w:p>
+            <w:pPr>
+              <w:jc w:val="center"/>
+            </w:pPr>
+            <w:r>
+              <w:rPr>
+                <w:rFonts w:ascii="仿宋" w:hAnsi="仿宋" w:eastAsia="仿宋"/>
+                <w:sz w:val="24"/>
+                <w:szCs w:val="24"/>
+              </w:rPr>
+              <w:t>已录用</w:t>
+            </w:r>
+          </w:p>
+        </w:tc>
+        <w:tc>
+          <w:tcPr>
+            <w:gridSpan w:val="2"/>
+            <w:vAlign w:val="center"/>
+          </w:tcPr>
+          <w:p>
+            <w:pPr>
+              <w:jc w:val="center"/>
+            </w:pPr>
+            <w:r>
+              <w:rPr>
+                <w:rFonts w:ascii="仿宋" w:hAnsi="仿宋" w:eastAsia="仿宋"/>
+                <w:sz w:val="24"/>
+                <w:szCs w:val="24"/>
+              </w:rPr>
+              <w:t>400/月</w:t>
+            </w:r>
+          </w:p>
+        </w:tc>
+        <w:tc>
+          <w:tcPr>
+            <w:gridSpan w:val="2"/>
+            <w:vAlign w:val="center"/>
+          </w:tcPr>
+          <w:p>
+            <w:pPr>
+              <w:jc w:val="center"/>
+            </w:pPr>
+            <w:r>
+              <w:rPr>
+                <w:rFonts w:ascii="仿宋" w:hAnsi="仿宋" w:eastAsia="仿宋"/>
+                <w:sz w:val="24"/>
+                <w:szCs w:val="24"/>
+              </w:rPr>
+              <w:t>焊工</w:t>
+            </w:r>
+          </w:p>
+        </w:tc>
+        <w:tc>
+          <w:tcPr>
+            <w:gridSpan w:val="3"/>
+            <w:vAlign w:val="center"/>
+          </w:tcPr>
+          <w:p>
+            <w:pPr>
+              <w:jc w:val="center"/>
+            </w:pPr>
+            <w:r>
+              <w:rPr>
+                <w:rFonts w:ascii="仿宋" w:hAnsi="仿宋" w:eastAsia="仿宋"/>
+                <w:sz w:val="24"/>
+                <w:szCs w:val="24"/>
+              </w:rPr>
+              <w:t>铁牛</w:t>
             </w:r>
           </w:p>
         </w:tc>
